--- a/prompt-coach/research/live-tests/fixtures/sus_climate_policy.docx
+++ b/prompt-coach/research/live-tests/fixtures/sus_climate_policy.docx
@@ -25,6 +25,11 @@
         <w:t xml:space="preserve">The board reviews climate risks once a year.</w:t>
       </w:r>
     </w:p>
+    <w:p>
+      <w:r>
+        <w:t xml:space="preserve">No internal carbon price is currently used.</w:t>
+      </w:r>
+    </w:p>
   </w:body>
 </w:document>
 </file>
